--- a/research/Physiological_Research_Original_Article_完整重写稿_20261020/Supplementary_Information.docx
+++ b/research/Physiological_Research_Original_Article_完整重写稿_20261020/Supplementary_Information.docx
@@ -30,7 +30,7 @@
     </w:p>
     <w:p>
       <w:r>
-        <w:t>This supplement provides additional procedural details, full numerical comparisons, qPCR annotation explanations and restricted auxiliary observations. The manuscript and the underlying thesis concern the same experiment. The investigators confirmed that the corresponding procedures were shared except for the anesthetic; this report uses the actual isoflurane regimen. The source thesis was not treated as a separate experimental cohort.</w:t>
+        <w:t>This supplement provides procedural details, numerical comparisons, qPCR annotation explanations and auxiliary observations. The manuscript and underlying thesis concern the same experiment; corresponding procedures were shared except for the anesthetic. This report uses the actual isoflurane regimen.</w:t>
       </w:r>
     </w:p>
     <w:p>
@@ -43,17 +43,17 @@
     </w:p>
     <w:p>
       <w:r>
-        <w:t>Bilateral atlas-guided blocks contained the RVLM and adjacent medulla. Reference coordinates were 12.12–12.48 mm posterior to bregma, 2.1–2.6 mm lateral and 10.0–10.4 mm deep. The approximately 100 mg mass referred to the regional block from one rat, not to a precisely isolated nucleus or pooled animals. Tissue was ground in liquid nitrogen, lysed on ice in RIPA with 1 mmol/L PMSF and centrifuged for supernatant collection. BCA protein concentration was used for biochemical normalization.</w:t>
+        <w:t>Bilateral atlas-guided blocks contained the RVLM and adjacent medulla. Reference coordinates were 12.12–12.48 mm posterior to bregma, 2.1–2.6 mm lateral and 10.0–10.4 mm deep. The approximately 100 mg mass referred to the regional block from one rat, not to a precisely isolated nucleus or pooled animals. Tissue was ground in liquid nitrogen, lysed on ice in RIPA with 1 mmol/l PMSF and centrifuged for supernatant collection. BCA protein concentration was used for biochemical normalization.</w:t>
       </w:r>
     </w:p>
     <w:p>
       <w:r>
-        <w:t>For SOD, the retained calculation was: inhibition fraction = 1 − (sample absorbance − sample blank)/(control absorbance − control blank). Activity = inhibition fraction/0.5 × (0.24/0.02)/protein concentration in mg/mL. The ratio 0.24/0.02 is the reaction-to-sample volume ratio, not evidence of an additional predilution. The source protocol used 20 μL sample, 20 μL enzyme solution and 200 μL substrate, with incubation at 37°C for 20 min and readout at 450 nm. Fourteen of the 18 inhibition values were outside the manufacturer-suggested 40–60% pilot optimization interval. A corresponding dilution-validation series was not retained. This recommendation was not treated as a proven hard validity boundary, and no observations were removed to force agreement with the interval.</w:t>
+        <w:t>For SOD, the retained calculation was: inhibition fraction = 1 − (sample absorbance − sample blank)/(control absorbance − control blank). Activity = inhibition fraction/0.5 × (0.24/0.02)/protein concentration in mg/ml. The ratio 0.24/0.02 is the reaction-to-sample volume ratio, not evidence of an additional predilution. The source protocol used 20 μl sample, 20 μl enzyme solution and 200 μl substrate, with incubation at 37°C for 20 min and readout at 450 nm. Fourteen of the 18 inhibition values were outside the manufacturer-suggested 40–60% pilot optimization interval. A corresponding dilution-validation series was not retained. This recommendation was not treated as a proven hard validity boundary, and no observations were removed to force agreement with the interval.</w:t>
       </w:r>
     </w:p>
     <w:p>
       <w:r>
-        <w:t>For MDA, the retained calculation was: (sample absorbance − common blank)/(standard absorbance − common blank) × 10 nmol/mL divided by sample protein concentration in mg/mL. The result was expressed in nmol/mg protein. The experimental method specified 95°C for 40 min, cooling, centrifugation at 3500–4000 rpm for 10 min and absorbance at 530 nm. The manufacturer recommendation was 532 nm; it did not replace the recorded 530 nm. Equivalence of the two wavelengths was not independently established. The TBA chemistry was not treated as chemically specific proof of lipid peroxidation.</w:t>
+        <w:t>For MDA, the retained calculation was: (sample absorbance − common blank)/(standard absorbance − common blank) × 10 nmol/ml divided by sample protein concentration in mg/ml. The result was expressed in nmol/mg protein. The experimental method specified 95°C for 40 min, cooling, centrifugation at 3500–4000 rpm for 10 min and absorbance at 530 nm. The manufacturer recommendation was 532 nm; it did not replace the recorded 530 nm. Equivalence of the two wavelengths was not independently established. The TBA chemistry was not treated as chemically specific proof of lipid peroxidation.</w:t>
       </w:r>
     </w:p>
     <w:p>
@@ -1702,7 +1702,7 @@
     </w:p>
     <w:p>
       <w:r>
-        <w:t>SOD: U/mg protein; MDA-related TBA: nmol/mg protein; auxiliary O12: protein-normalized arbitrary fluorescence units. Endpoint samples were processed separately; historical animal-to-sample and cross-assay overlap records were not recoverable. Investigator confirmation supports n = 6 different rats per endpoint/group. None of the observation indices is an animal identifier. Group SDs are sample SDs.</w:t>
+        <w:t>SOD: U/mg protein; MDA-related TBA: nmol/mg protein; auxiliary O12: protein-normalized arbitrary fluorescence units. Each endpoint includes six different rats per group, as confirmed by the investigators. Observation indices indicate source positions. Historical animal-to-sample and cross-assay linkage records were unavailable. SD denotes sample SD.</w:t>
       </w:r>
     </w:p>
     <w:p>
@@ -3102,7 +3102,7 @@
     </w:p>
     <w:p>
       <w:r>
-        <w:t>Total RNA extraction used TRIzol (15596026). Genomic DNA removal used 1 μg RNA in a 10 μL reaction at 42°C for 2 min, followed by 1 min on ice. PrimeScript RR047A reverse transcription used a 20 μL reaction at 37°C for 15 min and 85°C for 5 s. PikoReal 96 reactions used NovoStart SYBR qPCR SuperMix Plus (E096-01B). Each 10 μL reaction contained 5 μL 2× SYBR mix, 1 μL of each 10 μmol/L primer, 1 μL cDNA and 2 μL RNase-free water. Cycling and melting conditions are reported in the main Methods.</w:t>
+        <w:t>Total RNA extraction used TRIzol (15596026). Genomic DNA removal used 1 μg RNA in a 10 μl reaction at 42°C for 2 min, followed by 1 min on ice. PrimeScript RR047A reverse transcription used a 20 μl reaction at 37°C for 15 min and 85°C for 5 s. PikoReal 96 reactions used NovoStart SYBR qPCR SuperMix Plus (E096-01B). Each 10 μl reaction contained 5 μl 2× SYBR mix, 1 μl of each 10 μmol/l primer, 1 μl cDNA and 2 μl RNase-free water. Cycling and melting conditions are reported in the main Methods.</w:t>
       </w:r>
     </w:p>
     <w:p>
@@ -3579,7 +3579,7 @@
     </w:p>
     <w:p>
       <w:r>
-        <w:t>Expected product lengths are design information, not measured identity validation. Amplification and melting exports are available in Supplementary File 1. Broad, shouldered or additional melting features were observed; a reporting limit of one peak does not demonstrate one product. Specificity was not established by retained product-identity evidence. Efficiencies and β-actin stability were not validated. NTC/no-RT records were unavailable. A single Cq measurement per assay/sample did not permit assessment of technical-repeat precision. All original values were retained; no exclusions were selected after viewing melt profiles.</w:t>
+        <w:t>Primer-product lengths are expected design values. Supplementary File 1 contains amplification and melting exports, including broad, shouldered or additional melting features; the one-peak reporting limit does not verify a single product. Product identity, amplification efficiencies and β-actin stability were not validated. NTC/no-RT records were unavailable, and one measurement per assay/sample precluded assessment of technical-repeat precision. All original values were included without exclusions based on melt profiles.</w:t>
       </w:r>
     </w:p>
     <w:p>
@@ -3962,7 +3962,7 @@
     </w:p>
     <w:p>
       <w:r>
-        <w:t>The investigators confirmed these identities after checking the original loading table or laboratory records. Those supporting records cannot currently be supplied, so this explanation is author-confirmed, not an independent reconstruction. Numerical Cq Results and analysis assignments already used the stated targets/groups. The interpretation changes neither Cq values, reference pairing, inclusion, normalization nor statistical comparisons. The original exports, including the discrepant Plate entries, were not overwritten.</w:t>
+        <w:t>The investigators confirmed the two identities by checking the original loading table or laboratory records, which cannot currently be supplied. Numerical Cq Results already used the stated targets and groups; Cq values, reference pairing, inclusion, normalization and statistical comparisons remain unchanged. Original exports retain the discrepant Plate entries.</w:t>
       </w:r>
     </w:p>
     <w:p>
@@ -6555,7 +6555,7 @@
     </w:p>
     <w:p>
       <w:r>
-        <w:t xml:space="preserve">The original six targets were AT1-R, </w:t>
+        <w:t xml:space="preserve">Holm correction covers 18 comparisons across AT1-R, </w:t>
       </w:r>
       <w:r>
         <w:rPr>
@@ -6573,7 +6573,7 @@
         <w:t>Nox4</w:t>
       </w:r>
       <w:r>
-        <w:t xml:space="preserve">, RhoA, ROCK1 and ROCK2. All 18 tests belong to one Holm correction family. Other target rows are supplied to preserve the calculation family; they are not additional interpreted findings of this article or validated assay identities. ΔCq differences are numerator minus denominator, with a negative difference corresponding to a larger calculated quantity. </w:t>
+        <w:t xml:space="preserve">, RhoA, ROCK1 and ROCK2. The other target rows preserve the calculation family and are not additional interpreted findings or validated assay identities. ΔCq differences are numerator minus denominator; negative differences correspond to larger calculated quantities. Main-figure </w:t>
       </w:r>
       <w:r>
         <w:rPr>
@@ -6591,7 +6591,7 @@
         <w:t>Nox4</w:t>
       </w:r>
       <w:r>
-        <w:t xml:space="preserve"> means and SDs in the main figure describe arithmetic normalized quantities. Full inputs and test outputs are supplied separately.</w:t>
+        <w:t xml:space="preserve"> means and SDs describe arithmetic normalized quantities. Full inputs and test outputs are supplied separately.</w:t>
       </w:r>
     </w:p>
     <w:p>
@@ -6604,7 +6604,7 @@
     </w:p>
     <w:p>
       <w:r>
-        <w:t>The investigators confirmed that approval AHUCM-rats-2022032 covered the parent experiment. The approval letter and approved protocol were not retained in the available archive; their original wording cannot be independently reproduced here. No postoperative analgesic was administered and no specific written justification or authorization for omission was retained. The nine deaths comprised six intraoperative and three postoperative events; individual causes and time-linked intervention records were not recoverable.</w:t>
+        <w:t>Approval AHUCM-rats-2022032, unavailable original ethics documents and the absence of postoperative analgesia are reported in the main Methods. The nine deaths comprised six intraoperative and three postoperative events. Individual cause adjudications and time-linked intervention records were not recoverable.</w:t>
       </w:r>
     </w:p>
     <w:p>
@@ -6659,7 +6659,7 @@
         <w:pStyle w:val="Caption"/>
       </w:pPr>
       <w:r>
-        <w:t>Fig. S1. Protein-concentration-normalized O12 probe-associated fluorescence in regional medullary lysates (n = 6/group, mean ± sample SD; ***Games–Howell-adjusted P &lt; 0.001). BestBio BB-475015 is designated for serum. The supplied probe was read at excitation/emission 488/530 nm; the reader model was not retained. Tissue/RIPA compatibility, spike recovery and dilutional behavior were not validated. Values are an auxiliary fluorescence index in arbitrary units, not an absolute ROS concentration, a validated cross-matrix tissue ROS quantity or a source-specific signal. Terminal times were weeks 4, 4 and 8 as labelled. No causal inference about implant removal follows from these comparisons.</w:t>
+        <w:t>Fig. S1. Protein-normalized O12 probe-associated fluorescence in regional medullary lysates (n = 6/group, mean ± sample SD; ***Games–Howell-adjusted P &lt; 0.001). The serum-designated BestBio BB-475015 probe was read at excitation/emission 488/530 nm; the reader model was not retained. Tissue/RIPA compatibility, spike recovery and dilutional behavior were not validated. Values are an auxiliary fluorescence index in arbitrary units and do not establish ROS concentration or source. Terminal sampling was at weeks 4, 4 and 8, as labeled; these comparisons do not isolate an implant-removal effect.</w:t>
       </w:r>
     </w:p>
     <w:p>
@@ -6714,7 +6714,7 @@
         <w:pStyle w:val="Caption"/>
       </w:pPr>
       <w:r>
-        <w:t>Fig. S2. Archived hematoxylin–eosin fields labelled sham-operated, model and restoration; original scale bars, 100 μm. Parent-study preparation comprised 4% paraformaldehyde perfusion, postfixation at 4°C for 24–48 h, paraffin embedding and 4 μm sections. Specimen counts, image-to-animal correspondence and field-selection records could not be confirmed. The panels provide illustration only; they do not establish group-level histological differences, neuronal injury or inflammatory-cell identity. No quantitative histological result is claimed. The archived TIFF is also supplied.</w:t>
+        <w:t>Fig. S2. Archived hematoxylin–eosin fields labeled sham-operated, model and restoration; original scale bars, 100 μm. Preparation used 4% paraformaldehyde perfusion, postfixation at 4°C for 24–48 h, paraffin embedding and 4 μm sections. Specimen counts, image-to-animal correspondence and field-selection records were unavailable. These illustrative panels do not establish group-level histological differences, neuronal injury or inflammatory-cell identity. The archived TIFF is also supplied.</w:t>
       </w:r>
     </w:p>
     <w:sectPr>

--- a/research/Physiological_Research_Original_Article_完整重写稿_20261020/Supplementary_Information.docx
+++ b/research/Physiological_Research_Original_Article_完整重写稿_20261020/Supplementary_Information.docx
@@ -3601,7 +3601,7 @@
         <w:pStyle w:val="Heading2"/>
       </w:pPr>
       <w:r>
-        <w:t>Table S4 Plate annotation explanations</w:t>
+        <w:t>Table S4 Recorded Cq values and plate annotation corrections</w:t>
       </w:r>
     </w:p>
     <w:tbl>
@@ -3679,7 +3679,7 @@
                 <w:b/>
                 <w:sz w:val="18"/>
               </w:rPr>
-              <w:t>Original Plate entry</w:t>
+              <w:t>Recorded Cq result</w:t>
             </w:r>
           </w:p>
         </w:tc>
@@ -3706,7 +3706,7 @@
                 <w:b/>
                 <w:sz w:val="18"/>
               </w:rPr>
-              <w:t>Investigator-confirmed interpretation</w:t>
+              <w:t>Reference pairing</w:t>
             </w:r>
           </w:p>
         </w:tc>
@@ -3733,7 +3733,7 @@
                 <w:b/>
                 <w:sz w:val="18"/>
               </w:rPr>
-              <w:t>Unchanged Cq pairing</w:t>
+              <w:t>Annotation correction</w:t>
             </w:r>
           </w:p>
         </w:tc>
@@ -3789,7 +3789,7 @@
                 <w:b w:val="0"/>
                 <w:sz w:val="18"/>
               </w:rPr>
-              <w:t>Type Empty; dye absent; Nox1/Model labels recorded</w:t>
+              <w:t>Nox1; Model; Cq 29.82</w:t>
             </w:r>
           </w:p>
         </w:tc>
@@ -3815,7 +3815,7 @@
                 <w:b w:val="0"/>
                 <w:sz w:val="18"/>
               </w:rPr>
-              <w:t>Unknown sample; SYBR Ch5; Nox1, Model</w:t>
+              <w:t>Actb B07-Ch5: 16.22; ΔCq 13.60; summary D8/D3</w:t>
             </w:r>
           </w:p>
         </w:tc>
@@ -3841,7 +3841,7 @@
                 <w:b w:val="0"/>
                 <w:sz w:val="18"/>
               </w:rPr>
-              <w:t>Target 29.82; Actb B07-Ch5 16.22; ΔCq 13.60; summary D8/D3</w:t>
+              <w:t>Empty/[none] → Unknown/SYBR; Nox1 and Model unchanged</w:t>
             </w:r>
           </w:p>
         </w:tc>
@@ -3897,7 +3897,7 @@
                 <w:b w:val="0"/>
                 <w:sz w:val="18"/>
               </w:rPr>
-              <w:t>Type Empty; dye absent; target blank; Sham label recorded</w:t>
+              <w:t>Nox4; Sham-operated; Cq 34.69</w:t>
             </w:r>
           </w:p>
         </w:tc>
@@ -3923,7 +3923,7 @@
                 <w:b w:val="0"/>
                 <w:sz w:val="18"/>
               </w:rPr>
-              <w:t>Unknown sample; SYBR Ch5; Nox4, Sham-operated</w:t>
+              <w:t>Actb D06-Ch5: 16.37; ΔCq 18.32; summary F12/F2</w:t>
             </w:r>
           </w:p>
         </w:tc>
@@ -3949,7 +3949,7 @@
                 <w:b w:val="0"/>
                 <w:sz w:val="18"/>
               </w:rPr>
-              <w:t>Target 34.69; Actb D06-Ch5 16.37; ΔCq 18.32; summary F12/F2</w:t>
+              <w:t>Empty/[none]/blank target → Unknown/SYBR/Nox4; Sham unchanged</w:t>
             </w:r>
           </w:p>
         </w:tc>
@@ -3962,7 +3962,7 @@
     </w:p>
     <w:p>
       <w:r>
-        <w:t>The investigators confirmed the two identities by checking the original loading table or laboratory records, which cannot currently be supplied. Numerical Cq Results already used the stated targets and groups; Cq values, reference pairing, inclusion, normalization and statistical comparisons remain unchanged. Original exports retain the discrepant Plate entries.</w:t>
+        <w:t>Both wells have numerical Cq values in the original Cq Results worksheet and the summary workbook. Unknown is the software sample-type label for a test sample. The non-numeric Quantity entries are separate from the numerical Cq entries. The investigators confirmed the Plate annotations as errors after checking loading or laboratory records; those supporting records are not in the available archive. Both measurements were retained, with Cq values, sample assignments, reference pairings, normalization and statistical results unchanged. Original exports were preserved. Summary cell references refer to Sheet1 of 结果分析.xls.</w:t>
       </w:r>
     </w:p>
     <w:p>

--- a/research/Physiological_Research_Original_Article_完整重写稿_20261020/Supplementary_Information.docx
+++ b/research/Physiological_Research_Original_Article_完整重写稿_20261020/Supplementary_Information.docx
@@ -6599,6 +6599,20 @@
         <w:pStyle w:val="Heading2"/>
       </w:pPr>
       <w:r>
+        <w:t>Western blot source materials</w:t>
+      </w:r>
+    </w:p>
+    <w:p>
+      <w:pPr/>
+      <w:r>
+        <w:t>Supplementary File 2 contains the supplied Western blot laboratory report and source Word document, preserved without alteration. Main Figure 3 uses the β-actin, NOX1 and NOX4 strip images from that document. Image content, brightness and contrast were unchanged; strips were arranged with uniform aspect-preserving scaling and new labels. Three rats per group were used for Western blotting, as confirmed by the investigators. The available source panel displays one representative lane per group. No animal-level densitometry table accompanies these source documents, and quantitative protein graphs are not included in this report.</w:t>
+      </w:r>
+    </w:p>
+    <w:p>
+      <w:pPr>
+        <w:pStyle w:val="Heading2"/>
+      </w:pPr>
+      <w:r>
         <w:t>Animal welfare and source documentation</w:t>
       </w:r>
     </w:p>

--- a/research/Physiological_Research_Original_Article_完整重写稿_20261020/Supplementary_Information.docx
+++ b/research/Physiological_Research_Original_Article_完整重写稿_20261020/Supplementary_Information.docx
@@ -6605,7 +6605,7 @@
     <w:p>
       <w:pPr/>
       <w:r>
-        <w:t>Supplementary File 2 contains the supplied Western blot laboratory report and source Word document, preserved without alteration. Main Figure 3 uses the β-actin, NOX1 and NOX4 strip images from that document. Image content, brightness and contrast were unchanged; strips were arranged with uniform aspect-preserving scaling and new labels. Three rats per group were used for Western blotting, as confirmed by the investigators. The available source panel displays one representative lane per group. No animal-level densitometry table accompanies these source documents, and quantitative protein graphs are not included in this report.</w:t>
+        <w:t>Supplementary File 2 contains the supplied Western blot laboratory report, source Word document and original composite figure, preserved without alteration. Main Figure 3 retains the original β-actin, NOX1 and NOX4 strip images (A) and the original NOX4 (B) and NOX1 (C) summary graphs. The source document reports ImageJ analysis; β-actin is shown as a loading reference. Three rats per group were used, with summaries reported as mean ± SD, as confirmed by the investigators. The source panel displays one representative lane per group. The investigators confirmed that the source densitometry data are retained. The summary graphs reproduce the original analysis and were not independently recalculated or reanalyzed with the methods used for the present SOD, MDA or RT-qPCR results. The archived manuscript description reported one-way ANOVA and post hoc comparisons but did not name the specific post hoc test. Original significance annotations were preserved: model versus sham, P &lt; 0.001 for both NOX4 and NOX1; restoration versus model, P &lt; 0.01 for NOX4 and P &lt; 0.05 for NOX1. The complete original composite was retained without changing its image content, brightness, contrast, graph values, error bars or significance annotations.</w:t>
       </w:r>
     </w:p>
     <w:p>

--- a/research/Physiological_Research_Original_Article_完整重写稿_20261020/Supplementary_Information.docx
+++ b/research/Physiological_Research_Original_Article_完整重写稿_20261020/Supplementary_Information.docx
@@ -6636,7 +6636,7 @@
       <w:r>
         <w:drawing>
           <wp:inline xmlns:a="http://schemas.openxmlformats.org/drawingml/2006/main" xmlns:pic="http://schemas.openxmlformats.org/drawingml/2006/picture">
-            <wp:extent cx="4212000" cy="3799059"/>
+            <wp:extent cx="3470007" cy="3799059"/>
             <wp:docPr id="1" name="Picture 1"/>
             <wp:cNvGraphicFramePr>
               <a:graphicFrameLocks noChangeAspect="1"/>
@@ -6657,7 +6657,7 @@
                   <pic:spPr>
                     <a:xfrm>
                       <a:off x="0" y="0"/>
-                      <a:ext cx="4212000" cy="3799059"/>
+                      <a:ext cx="3470007" cy="3799059"/>
                     </a:xfrm>
                     <a:prstGeom prst="rect"/>
                   </pic:spPr>
@@ -6673,7 +6673,7 @@
         <w:pStyle w:val="Caption"/>
       </w:pPr>
       <w:r>
-        <w:t>Fig. S1. Protein-normalized O12 probe-associated fluorescence in regional medullary lysates (n = 6/group, mean ± sample SD; ***Games–Howell-adjusted P &lt; 0.001). The serum-designated BestBio BB-475015 probe was read at excitation/emission 488/530 nm; the reader model was not retained. Tissue/RIPA compatibility, spike recovery and dilutional behavior were not validated. Values are an auxiliary fluorescence index in arbitrary units and do not establish ROS concentration or source. Terminal sampling was at weeks 4, 4 and 8, as labeled; these comparisons do not isolate an implant-removal effect.</w:t>
+        <w:t>Fig. S1. Protein-normalized O12 probe-associated fluorescence in regional medullary lysates (n = 6/group). Bars show means and error bars indicate sample SD; brackets indicate Games–Howell-adjusted ***P &lt; 0.001. AU, arbitrary units. The serum-designated BestBio BB-475015 probe was read at excitation/emission 488/530 nm; the reader model was not retained. Tissue/RIPA compatibility, spike recovery and dilutional behavior were not validated. Values are an auxiliary fluorescence index in arbitrary units and do not establish ROS concentration or source. Terminal sampling was at weeks 4, 4 and 8, as labeled; these comparisons do not isolate an implant-removal effect.</w:t>
       </w:r>
     </w:p>
     <w:p>

--- a/research/Physiological_Research_Original_Article_完整重写稿_20261020/Supplementary_Information.docx
+++ b/research/Physiological_Research_Original_Article_完整重写稿_20261020/Supplementary_Information.docx
@@ -30,7 +30,7 @@
     </w:p>
     <w:p>
       <w:r>
-        <w:t>This supplement provides procedural details, numerical comparisons, qPCR annotation explanations and auxiliary observations. The manuscript and underlying thesis concern the same experiment; corresponding procedures were shared except for the anesthetic. This report uses the actual isoflurane regimen.</w:t>
+        <w:t>This supplement describes assay procedures, calculations, qPCR plate annotation corrections and supplementary observations. The manuscript and underlying thesis concern the same experiment and share the corresponding procedures, except for anesthesia. Isoflurane was used for the experiments reported here.</w:t>
       </w:r>
     </w:p>
     <w:p>
@@ -43,17 +43,17 @@
     </w:p>
     <w:p>
       <w:r>
-        <w:t>Bilateral atlas-guided blocks contained the RVLM and adjacent medulla. Reference coordinates were 12.12–12.48 mm posterior to bregma, 2.1–2.6 mm lateral and 10.0–10.4 mm deep. The approximately 100 mg mass referred to the regional block from one rat, not to a precisely isolated nucleus or pooled animals. Tissue was ground in liquid nitrogen, lysed on ice in RIPA with 1 mmol/l PMSF and centrifuged for supernatant collection. BCA protein concentration was used for biochemical normalization.</w:t>
+        <w:t>Bilateral tissue blocks were dissected with reference to a rat brain atlas and included the RVLM and adjacent medulla. Reference coordinates were 12.12–12.48 mm posterior to bregma, 2.1–2.6 mm lateral and 10.0–10.4 mm deep. The bilateral sample weighed approximately 100 mg per rat in total; tissue was neither restricted to the RVLM nor pooled across animals. Tissue was ground in liquid nitrogen, lysed on ice in RIPA buffer containing 1 mmol/l PMSF and centrifuged. Supernatant protein concentration was measured by BCA assay and used for biochemical normalization.</w:t>
       </w:r>
     </w:p>
     <w:p>
       <w:r>
-        <w:t>For SOD, the retained calculation was: inhibition fraction = 1 − (sample absorbance − sample blank)/(control absorbance − control blank). Activity = inhibition fraction/0.5 × (0.24/0.02)/protein concentration in mg/ml. The ratio 0.24/0.02 is the reaction-to-sample volume ratio, not evidence of an additional predilution. The source protocol used 20 μl sample, 20 μl enzyme solution and 200 μl substrate, with incubation at 37°C for 20 min and readout at 450 nm. Fourteen of the 18 inhibition values were outside the manufacturer-suggested 40–60% pilot optimization interval. A corresponding dilution-validation series was not retained. This recommendation was not treated as a proven hard validity boundary, and no observations were removed to force agreement with the interval.</w:t>
+        <w:t>SOD activity was calculated as follows: inhibition fraction = 1 − (sample absorbance − sample blank)/(control absorbance − control blank); activity = inhibition fraction/0.5 × (0.24/0.02)/protein concentration in mg/ml. The ratio 0.24/0.02 represents the reaction-to-sample volume ratio, not an additional predilution. Reactions contained 20 μl sample, 20 μl enzyme solution and 200 μl substrate, were incubated at 37°C for 20 min and were read at 450 nm. Fourteen of the 18 inhibition values were outside the manufacturer's suggested 40–60% interval for pilot optimization. A dilution-validation series was not available. This interval was not treated as a proven validity threshold, and no observations were excluded on this basis.</w:t>
       </w:r>
     </w:p>
     <w:p>
       <w:r>
-        <w:t>For MDA, the retained calculation was: (sample absorbance − common blank)/(standard absorbance − common blank) × 10 nmol/ml divided by sample protein concentration in mg/ml. The result was expressed in nmol/mg protein. The experimental method specified 95°C for 40 min, cooling, centrifugation at 3500–4000 rpm for 10 min and absorbance at 530 nm. The manufacturer recommendation was 532 nm; it did not replace the recorded 530 nm. Equivalence of the two wavelengths was not independently established. The TBA chemistry was not treated as chemically specific proof of lipid peroxidation.</w:t>
+        <w:t>The MDA-related signal was calculated as (sample absorbance − common blank)/(standard absorbance − common blank) × 10 nmol/ml, divided by sample protein concentration in mg/ml. Results were expressed as nmol/mg protein. Reaction mixtures were heated at 95°C for 40 min, cooled and centrifuged at 3500–4000 rpm for 10 min before absorbance was measured at 530 nm. The manufacturer's recommended wavelength was 532 nm; the experiment used 530 nm, and equivalence between the two settings was not independently established. TBA reactivity was not interpreted as chemically specific evidence of lipid peroxidation.</w:t>
       </w:r>
     </w:p>
     <w:p>
@@ -1702,7 +1702,7 @@
     </w:p>
     <w:p>
       <w:r>
-        <w:t>SOD: U/mg protein; MDA-related TBA: nmol/mg protein; auxiliary O12: protein-normalized arbitrary fluorescence units. Each endpoint includes six different rats per group, as confirmed by the investigators. Observation indices indicate source positions. Historical animal-to-sample and cross-assay linkage records were unavailable. SD denotes sample SD.</w:t>
+        <w:t>SOD, U/mg protein; MDA-related TBA signal, nmol/mg protein; O12 fluorescence, protein-normalized arbitrary units. Each assay included six different rats per group, as confirmed by the investigators. Observation indices identify positions in the source files. Animal–sample and cross-assay linkage records were unavailable. SD, sample standard deviation.</w:t>
       </w:r>
     </w:p>
     <w:p>
@@ -3089,7 +3089,7 @@
     </w:p>
     <w:p>
       <w:r>
-        <w:t>GH, Games–Howell. Adjustment and intervals cover the three pairwise contrasts within each endpoint, without cross-endpoint adjustment. Units match Table S1. Sham/model samples were collected at week 4 and restoration samples at week 8. Differences involving restoration are not paired treatment changes. Exact omnibus statistics and all comparison outputs are in Supplementary_Statistical_Results.json.</w:t>
+        <w:t>GH, Games–Howell. Adjusted comparisons and confidence intervals cover the three pairwise contrasts within each endpoint, without adjustment across endpoints. Units are given in Table S1. Sham and model rats were sampled at week 4, and restoration rats at week 8. Comparisons involving restoration rats are between independent groups, not paired treatment changes. Omnibus statistics and all comparison outputs are provided in Supplementary_Statistical_Results.json.</w:t>
       </w:r>
     </w:p>
     <w:p>
@@ -3097,12 +3097,12 @@
         <w:pStyle w:val="Heading2"/>
       </w:pPr>
       <w:r>
-        <w:t>Targeted RT qPCR procedures and qualifications</w:t>
+        <w:t>Targeted RT-qPCR methods and limitations</w:t>
       </w:r>
     </w:p>
     <w:p>
       <w:r>
-        <w:t>Total RNA extraction used TRIzol (15596026). Genomic DNA removal used 1 μg RNA in a 10 μl reaction at 42°C for 2 min, followed by 1 min on ice. PrimeScript RR047A reverse transcription used a 20 μl reaction at 37°C for 15 min and 85°C for 5 s. PikoReal 96 reactions used NovoStart SYBR qPCR SuperMix Plus (E096-01B). Each 10 μl reaction contained 5 μl 2× SYBR mix, 1 μl of each 10 μmol/l primer, 1 μl cDNA and 2 μl RNase-free water. Cycling and melting conditions are reported in the main Methods.</w:t>
+        <w:t>Total RNA was extracted with TRIzol (15596026). Genomic DNA was removed from 1 μg RNA in a 10 μl reaction at 42°C for 2 min, followed by 1 min on ice. Reverse transcription was performed with PrimeScript RR047A in a 20 μl reaction at 37°C for 15 min and 85°C for 5 s. Reactions on the PikoReal 96 used NovoStart SYBR qPCR SuperMix Plus (E096-01B). Each 10 μl reaction contained 5 μl 2× SYBR mix, 1 μl of each 10 μmol/l primer, 1 μl cDNA and 2 μl RNase-free water. Cycling and melting conditions are given in the main Methods.</w:t>
       </w:r>
     </w:p>
     <w:p>
@@ -3579,7 +3579,7 @@
     </w:p>
     <w:p>
       <w:r>
-        <w:t>Primer-product lengths are expected design values. Supplementary File 1 contains amplification and melting exports, including broad, shouldered or additional melting features; the one-peak reporting limit does not verify a single product. Product identity, amplification efficiencies and β-actin stability were not validated. NTC/no-RT records were unavailable, and one measurement per assay/sample precluded assessment of technical-repeat precision. All original values were included without exclusions based on melt profiles.</w:t>
+        <w:t>Product lengths are the expected values from primer design. The amplification and melting exports in Supplementary File 1 include broad peaks, shoulders and additional melting features. The software's single-peak reporting limit does not confirm a single product. Product identity, amplification efficiency and β-actin stability were not validated. NTC/no-RT records were unavailable. Each assay was measured once per sample, so technical-repeat precision could not be assessed. All original values were retained; no samples were excluded on the basis of their melt profiles.</w:t>
       </w:r>
     </w:p>
     <w:p>
@@ -3593,7 +3593,7 @@
         <w:t>Actb</w:t>
       </w:r>
       <w:r>
-        <w:t xml:space="preserve"> Cq; Q = 2 raised to −ΔCq. Normalized assay quantity = Q divided by the arithmetic mean Q of the six sham samples. This gives an arithmetic sham mean of 1, without setting each sham sample to 1. It is not identical to calibration by mean sham ΔCq. The estimates depend on the unverified equal-efficiency assumption. Statistical tests were performed on ΔCq, not on plotted fold values.</w:t>
+        <w:t xml:space="preserve"> Cq and Q = 2 raised to −ΔCq. Q was divided by the arithmetic mean Q of the six sham samples to obtain the normalized assay quantity. The sham-group arithmetic mean is therefore 1, but individual sham values are not set to 1. This calculation differs from calibration using mean sham ΔCq and depends on the unverified assumption of equal amplification efficiencies. Statistical comparisons used ΔCq rather than the plotted relative quantities.</w:t>
       </w:r>
     </w:p>
     <w:p>
@@ -3962,7 +3962,7 @@
     </w:p>
     <w:p>
       <w:r>
-        <w:t>Both wells have numerical Cq values in the original Cq Results worksheet and the summary workbook. Unknown is the software sample-type label for a test sample. The non-numeric Quantity entries are separate from the numerical Cq entries. The investigators confirmed the Plate annotations as errors after checking loading or laboratory records; those supporting records are not in the available archive. Both measurements were retained, with Cq values, sample assignments, reference pairings, normalization and statistical results unchanged. Original exports were preserved. Summary cell references refer to Sheet1 of 结果分析.xls.</w:t>
+        <w:t>Both wells have numerical Cq values in the original Cq Results worksheet and summary workbook. “Unknown” is the software's sample-type label for a test sample; the non-numeric Quantity entries are separate from the numerical Cq values. After checking loading or laboratory records, the investigators confirmed that the Plate annotations were incorrect. Those supporting records are not included in the available archive. Both measurements were retained. Cq values, sample assignments, reference pairings, normalization and statistical results were unchanged, and the original exports were preserved. Summary cell references identify cells in Sheet1 of the original results workbook.</w:t>
       </w:r>
     </w:p>
     <w:p>
@@ -6573,7 +6573,7 @@
         <w:t>Nox4</w:t>
       </w:r>
       <w:r>
-        <w:t xml:space="preserve">, RhoA, ROCK1 and ROCK2. The other target rows preserve the calculation family and are not additional interpreted findings or validated assay identities. ΔCq differences are numerator minus denominator; negative differences correspond to larger calculated quantities. Main-figure </w:t>
+        <w:t xml:space="preserve">, RhoA, ROCK1 and ROCK2. The other targets are included to preserve the original calculation family; they are not interpreted as additional findings or confirmed assay identities. ΔCq differences are numerator minus denominator, with negative differences corresponding to larger calculated quantities. Means and SDs for </w:t>
       </w:r>
       <w:r>
         <w:rPr>
@@ -6591,7 +6591,7 @@
         <w:t>Nox4</w:t>
       </w:r>
       <w:r>
-        <w:t xml:space="preserve"> means and SDs describe arithmetic normalized quantities. Full inputs and test outputs are supplied separately.</w:t>
+        <w:t xml:space="preserve"> in the main figure describe arithmetic normalized quantities. Full inputs and test outputs are provided separately.</w:t>
       </w:r>
     </w:p>
     <w:p>
@@ -6605,7 +6605,7 @@
     <w:p>
       <w:pPr/>
       <w:r>
-        <w:t>Supplementary File 2 contains the supplied Western blot laboratory report, source Word document and original composite figure, preserved without alteration. Main Figure 3 retains the original β-actin, NOX1 and NOX4 strip images (A) and the original NOX4 (B) and NOX1 (C) summary graphs. The source document reports ImageJ analysis; β-actin is shown as a loading reference. Three rats per group were used, with summaries reported as mean ± SD, as confirmed by the investigators. The source panel displays one representative lane per group. The investigators confirmed that the source densitometry data are retained. The summary graphs reproduce the original analysis and were not independently recalculated or reanalyzed with the methods used for the present SOD, MDA or RT-qPCR results. The archived manuscript description reported one-way ANOVA and post hoc comparisons but did not name the specific post hoc test. Original significance annotations were preserved: model versus sham, P &lt; 0.001 for both NOX4 and NOX1; restoration versus model, P &lt; 0.01 for NOX4 and P &lt; 0.05 for NOX1. The complete original composite was retained without changing its image content, brightness, contrast, graph values, error bars or significance annotations.</w:t>
+        <w:t>Supplementary File 2 contains the Western blot laboratory report, source Word document, original composite figure and separately supplied chart TIFFs. These source files are provided without alteration. Main Figure 3 combines the original β-actin, NOX1 and NOX4 strip images (A) with the NOX4 (B) and NOX1 (C) summary graphs. Layout, labels and annotation line styles were reformatted; blot content, bar heights, displayed error ranges and star counts were retained. The source report describes ImageJ analysis, with β-actin shown as a loading reference. Three rats per group were used, and results were reported as mean ± SD, as confirmed by the investigators. One representative lane is shown per group. The investigators confirmed that the original densitometry data are retained. The summary analysis was not independently recalculated for this report. The archived methods describe one-way ANOVA and post hoc comparisons but do not identify the specific post hoc test. The original pairwise results were retained: model versus sham, P &lt; 0.001 for both proteins; restoration versus model, P &lt; 0.01 for NOX4 and P &lt; 0.05 for NOX1.</w:t>
       </w:r>
     </w:p>
     <w:p>
@@ -6618,7 +6618,7 @@
     </w:p>
     <w:p>
       <w:r>
-        <w:t>Approval AHUCM-rats-2022032, unavailable original ethics documents and the absence of postoperative analgesia are reported in the main Methods. The nine deaths comprised six intraoperative and three postoperative events. Individual cause adjudications and time-linked intervention records were not recoverable.</w:t>
+        <w:t>Ethical approval (AHUCM-rats-2022032), the unavailability of the original approval documents and the omission of postoperative analgesia are reported in the main Methods. Six deaths occurred intraoperatively and three postoperatively, for a total of nine. Individual cause-of-death assessments and time-linked intervention records could not be recovered.</w:t>
       </w:r>
     </w:p>
     <w:p>
@@ -6673,7 +6673,7 @@
         <w:pStyle w:val="Caption"/>
       </w:pPr>
       <w:r>
-        <w:t>Fig. S1. Protein-normalized O12 probe-associated fluorescence in regional medullary lysates (n = 6/group). Bars show means and error bars indicate sample SD; brackets indicate Games–Howell-adjusted ***P &lt; 0.001. AU, arbitrary units. The serum-designated BestBio BB-475015 probe was read at excitation/emission 488/530 nm; the reader model was not retained. Tissue/RIPA compatibility, spike recovery and dilutional behavior were not validated. Values are an auxiliary fluorescence index in arbitrary units and do not establish ROS concentration or source. Terminal sampling was at weeks 4, 4 and 8, as labeled; these comparisons do not isolate an implant-removal effect.</w:t>
+        <w:t>Fig. S1. Protein-normalized O12 probe-associated fluorescence in regional medullary lysates (n = 6/group). Bars show mean ± sample SD. Brackets indicate Games–Howell comparisons (***P &lt; 0.001 for all comparisons). AU, arbitrary units. The serum-designated BestBio BB-475015 probe was read at excitation/emission wavelengths of 488/530 nm; the reader model could not be retrieved. Tissue/RIPA compatibility, spike recovery and dilutional behavior were not validated. These values are an auxiliary fluorescence index and do not establish ROS concentration or source. Terminal sampling was at weeks 4, 4 and 8, as labeled; the comparisons do not isolate an effect of implant removal.</w:t>
       </w:r>
     </w:p>
     <w:p>
@@ -6728,7 +6728,7 @@
         <w:pStyle w:val="Caption"/>
       </w:pPr>
       <w:r>
-        <w:t>Fig. S2. Archived hematoxylin–eosin fields labeled sham-operated, model and restoration; original scale bars, 100 μm. Preparation used 4% paraformaldehyde perfusion, postfixation at 4°C for 24–48 h, paraffin embedding and 4 μm sections. Specimen counts, image-to-animal correspondence and field-selection records were unavailable. These illustrative panels do not establish group-level histological differences, neuronal injury or inflammatory-cell identity. The archived TIFF is also supplied.</w:t>
+        <w:t>Fig. S2. Archived hematoxylin–eosin images labeled sham-operated, model and restoration. Original scale bars, 100 μm. Tissue preparation comprised perfusion with 4% paraformaldehyde, postfixation at 4°C for 24–48 h, paraffin embedding and sectioning at 4 μm. Specimen counts, image-to-animal correspondence and field-selection records were unavailable. The images are illustrative and do not establish group-level histological differences, neuronal injury or inflammatory-cell identity. The archived TIFF is also provided.</w:t>
       </w:r>
     </w:p>
     <w:sectPr>

--- a/research/Physiological_Research_Original_Article_完整重写稿_20261020/Supplementary_Information.docx
+++ b/research/Physiological_Research_Original_Article_完整重写稿_20261020/Supplementary_Information.docx
@@ -6618,7 +6618,7 @@
     </w:p>
     <w:p>
       <w:r>
-        <w:t>Ethical approval (AHUCM-rats-2022032), the unavailability of the original approval documents and the omission of postoperative analgesia are reported in the main Methods. Six deaths occurred intraoperatively and three postoperatively, for a total of nine. Individual cause-of-death assessments and time-linked intervention records could not be recovered.</w:t>
+        <w:t>Ethical approval (AHUCM-rats-2022032) and the omission of postoperative analgesia are reported in the main Methods. Six deaths occurred intraoperatively and three postoperatively, for a total of nine. Individual cause-of-death assessments and time-linked intervention records could not be recovered.</w:t>
       </w:r>
     </w:p>
     <w:p>

--- a/research/Physiological_Research_Original_Article_完整重写稿_20261020/Supplementary_Information.docx
+++ b/research/Physiological_Research_Original_Article_完整重写稿_20261020/Supplementary_Information.docx
@@ -30,7 +30,7 @@
     </w:p>
     <w:p>
       <w:r>
-        <w:t>This supplement describes assay procedures, calculations, qPCR plate annotation corrections and supplementary observations. The manuscript and underlying thesis concern the same experiment and share the corresponding procedures, except for anesthesia. Isoflurane was used for the experiments reported here.</w:t>
+        <w:t>This supplement describes assay procedures, calculations and supplementary observations.</w:t>
       </w:r>
     </w:p>
     <w:p>
@@ -48,7 +48,7 @@
     </w:p>
     <w:p>
       <w:r>
-        <w:t>SOD activity was calculated as follows: inhibition fraction = 1 − (sample absorbance − sample blank)/(control absorbance − control blank); activity = inhibition fraction/0.5 × (0.24/0.02)/protein concentration in mg/ml. The ratio 0.24/0.02 represents the reaction-to-sample volume ratio, not an additional predilution. Reactions contained 20 μl sample, 20 μl enzyme solution and 200 μl substrate, were incubated at 37°C for 20 min and were read at 450 nm. Fourteen of the 18 inhibition values were outside the manufacturer's suggested 40–60% interval for pilot optimization. A dilution-validation series was not available. This interval was not treated as a proven validity threshold, and no observations were excluded on this basis.</w:t>
+        <w:t>SOD activity was calculated as follows: inhibition fraction = 1 − (sample absorbance − sample blank)/(control absorbance − control blank); activity = inhibition fraction/0.5 × (0.24/0.02)/protein concentration in mg/ml. The ratio 0.24/0.02 represents the reaction-to-sample volume ratio, not an additional predilution. Reactions contained 20 μl sample, 20 μl enzyme solution and 200 μl substrate, were incubated at 37°C for 20 min and were read at 450 nm. Fourteen of the 18 inhibition values were outside the manufacturer's suggested 40–60% interval for pilot optimization. This interval was not treated as a proven validity threshold, and no observations were excluded on this basis.</w:t>
       </w:r>
     </w:p>
     <w:p>
@@ -3601,376 +3601,7 @@
         <w:pStyle w:val="Heading2"/>
       </w:pPr>
       <w:r>
-        <w:t>Table S4 Recorded Cq values and plate annotation corrections</w:t>
-      </w:r>
-    </w:p>
-    <w:tbl>
-      <w:tblPr>
-        <w:tblW w:type="auto" w:w="0"/>
-        <w:jc w:val="center"/>
-        <w:tblLayout w:type="fixed"/>
-        <w:tblLook w:firstColumn="1" w:firstRow="1" w:lastColumn="0" w:lastRow="0" w:noHBand="0" w:noVBand="1" w:val="04A0"/>
-        <w:tblBorders>
-          <w:top w:val="single" w:sz="4" w:color="D9D9D9"/>
-          <w:left w:val="single" w:sz="4" w:color="D9D9D9"/>
-          <w:bottom w:val="single" w:sz="4" w:color="D9D9D9"/>
-          <w:right w:val="single" w:sz="4" w:color="D9D9D9"/>
-          <w:insideH w:val="single" w:sz="4" w:color="D9D9D9"/>
-          <w:insideV w:val="single" w:sz="4" w:color="D9D9D9"/>
-        </w:tblBorders>
-      </w:tblPr>
-      <w:tblGrid>
-        <w:gridCol w:w="964"/>
-        <w:gridCol w:w="2324"/>
-        <w:gridCol w:w="2494"/>
-        <w:gridCol w:w="2721"/>
-      </w:tblGrid>
-      <w:tr>
-        <w:trPr>
-          <w:tblHeader/>
-          <w:cantSplit/>
-        </w:trPr>
-        <w:tc>
-          <w:tcPr>
-            <w:tcW w:type="dxa" w:w="964"/>
-            <w:vAlign w:val="center"/>
-            <w:tcMar>
-              <w:top w:w="90" w:type="dxa"/>
-              <w:bottom w:w="90" w:type="dxa"/>
-              <w:left w:w="90" w:type="dxa"/>
-              <w:right w:w="90" w:type="dxa"/>
-            </w:tcMar>
-            <w:shd w:fill="E8EDF0"/>
-          </w:tcPr>
-          <w:p>
-            <w:pPr>
-              <w:keepNext/>
-              <w:spacing w:line="252" w:lineRule="auto" w:after="40"/>
-            </w:pPr>
-            <w:r>
-              <w:rPr>
-                <w:b/>
-                <w:sz w:val="18"/>
-              </w:rPr>
-              <w:t>Well</w:t>
-            </w:r>
-          </w:p>
-        </w:tc>
-        <w:tc>
-          <w:tcPr>
-            <w:tcW w:type="dxa" w:w="2324"/>
-            <w:vAlign w:val="center"/>
-            <w:tcMar>
-              <w:top w:w="90" w:type="dxa"/>
-              <w:bottom w:w="90" w:type="dxa"/>
-              <w:left w:w="90" w:type="dxa"/>
-              <w:right w:w="90" w:type="dxa"/>
-            </w:tcMar>
-            <w:shd w:fill="E8EDF0"/>
-          </w:tcPr>
-          <w:p>
-            <w:pPr>
-              <w:keepNext/>
-              <w:spacing w:line="252" w:lineRule="auto" w:after="40"/>
-              <w:jc w:val="center"/>
-            </w:pPr>
-            <w:r>
-              <w:rPr>
-                <w:b/>
-                <w:sz w:val="18"/>
-              </w:rPr>
-              <w:t>Recorded Cq result</w:t>
-            </w:r>
-          </w:p>
-        </w:tc>
-        <w:tc>
-          <w:tcPr>
-            <w:tcW w:type="dxa" w:w="2494"/>
-            <w:vAlign w:val="center"/>
-            <w:tcMar>
-              <w:top w:w="90" w:type="dxa"/>
-              <w:bottom w:w="90" w:type="dxa"/>
-              <w:left w:w="90" w:type="dxa"/>
-              <w:right w:w="90" w:type="dxa"/>
-            </w:tcMar>
-            <w:shd w:fill="E8EDF0"/>
-          </w:tcPr>
-          <w:p>
-            <w:pPr>
-              <w:keepNext/>
-              <w:spacing w:line="252" w:lineRule="auto" w:after="40"/>
-              <w:jc w:val="center"/>
-            </w:pPr>
-            <w:r>
-              <w:rPr>
-                <w:b/>
-                <w:sz w:val="18"/>
-              </w:rPr>
-              <w:t>Reference pairing</w:t>
-            </w:r>
-          </w:p>
-        </w:tc>
-        <w:tc>
-          <w:tcPr>
-            <w:tcW w:type="dxa" w:w="2721"/>
-            <w:vAlign w:val="center"/>
-            <w:tcMar>
-              <w:top w:w="90" w:type="dxa"/>
-              <w:bottom w:w="90" w:type="dxa"/>
-              <w:left w:w="90" w:type="dxa"/>
-              <w:right w:w="90" w:type="dxa"/>
-            </w:tcMar>
-            <w:shd w:fill="E8EDF0"/>
-          </w:tcPr>
-          <w:p>
-            <w:pPr>
-              <w:keepNext/>
-              <w:spacing w:line="252" w:lineRule="auto" w:after="40"/>
-              <w:jc w:val="center"/>
-            </w:pPr>
-            <w:r>
-              <w:rPr>
-                <w:b/>
-                <w:sz w:val="18"/>
-              </w:rPr>
-              <w:t>Annotation correction</w:t>
-            </w:r>
-          </w:p>
-        </w:tc>
-      </w:tr>
-      <w:tr>
-        <w:trPr>
-          <w:cantSplit/>
-        </w:trPr>
-        <w:tc>
-          <w:tcPr>
-            <w:tcW w:type="dxa" w:w="964"/>
-            <w:vAlign w:val="center"/>
-            <w:tcMar>
-              <w:top w:w="90" w:type="dxa"/>
-              <w:bottom w:w="90" w:type="dxa"/>
-              <w:left w:w="90" w:type="dxa"/>
-              <w:right w:w="90" w:type="dxa"/>
-            </w:tcMar>
-          </w:tcPr>
-          <w:p>
-            <w:pPr>
-              <w:keepNext/>
-              <w:spacing w:line="252" w:lineRule="auto" w:after="40"/>
-            </w:pPr>
-            <w:r>
-              <w:rPr>
-                <w:b w:val="0"/>
-                <w:sz w:val="18"/>
-              </w:rPr>
-              <w:t>B10-Ch5</w:t>
-            </w:r>
-          </w:p>
-        </w:tc>
-        <w:tc>
-          <w:tcPr>
-            <w:tcW w:type="dxa" w:w="2324"/>
-            <w:vAlign w:val="center"/>
-            <w:tcMar>
-              <w:top w:w="90" w:type="dxa"/>
-              <w:bottom w:w="90" w:type="dxa"/>
-              <w:left w:w="90" w:type="dxa"/>
-              <w:right w:w="90" w:type="dxa"/>
-            </w:tcMar>
-          </w:tcPr>
-          <w:p>
-            <w:pPr>
-              <w:keepNext/>
-              <w:spacing w:line="252" w:lineRule="auto" w:after="40"/>
-              <w:jc w:val="center"/>
-            </w:pPr>
-            <w:r>
-              <w:rPr>
-                <w:b w:val="0"/>
-                <w:sz w:val="18"/>
-              </w:rPr>
-              <w:t>Nox1; Model; Cq 29.82</w:t>
-            </w:r>
-          </w:p>
-        </w:tc>
-        <w:tc>
-          <w:tcPr>
-            <w:tcW w:type="dxa" w:w="2494"/>
-            <w:vAlign w:val="center"/>
-            <w:tcMar>
-              <w:top w:w="90" w:type="dxa"/>
-              <w:bottom w:w="90" w:type="dxa"/>
-              <w:left w:w="90" w:type="dxa"/>
-              <w:right w:w="90" w:type="dxa"/>
-            </w:tcMar>
-          </w:tcPr>
-          <w:p>
-            <w:pPr>
-              <w:keepNext/>
-              <w:spacing w:line="252" w:lineRule="auto" w:after="40"/>
-              <w:jc w:val="center"/>
-            </w:pPr>
-            <w:r>
-              <w:rPr>
-                <w:b w:val="0"/>
-                <w:sz w:val="18"/>
-              </w:rPr>
-              <w:t>Actb B07-Ch5: 16.22; ΔCq 13.60; summary D8/D3</w:t>
-            </w:r>
-          </w:p>
-        </w:tc>
-        <w:tc>
-          <w:tcPr>
-            <w:tcW w:type="dxa" w:w="2721"/>
-            <w:vAlign w:val="center"/>
-            <w:tcMar>
-              <w:top w:w="90" w:type="dxa"/>
-              <w:bottom w:w="90" w:type="dxa"/>
-              <w:left w:w="90" w:type="dxa"/>
-              <w:right w:w="90" w:type="dxa"/>
-            </w:tcMar>
-          </w:tcPr>
-          <w:p>
-            <w:pPr>
-              <w:keepNext/>
-              <w:spacing w:line="252" w:lineRule="auto" w:after="40"/>
-              <w:jc w:val="center"/>
-            </w:pPr>
-            <w:r>
-              <w:rPr>
-                <w:b w:val="0"/>
-                <w:sz w:val="18"/>
-              </w:rPr>
-              <w:t>Empty/[none] → Unknown/SYBR; Nox1 and Model unchanged</w:t>
-            </w:r>
-          </w:p>
-        </w:tc>
-      </w:tr>
-      <w:tr>
-        <w:trPr>
-          <w:cantSplit/>
-        </w:trPr>
-        <w:tc>
-          <w:tcPr>
-            <w:tcW w:type="dxa" w:w="964"/>
-            <w:vAlign w:val="center"/>
-            <w:tcMar>
-              <w:top w:w="90" w:type="dxa"/>
-              <w:bottom w:w="90" w:type="dxa"/>
-              <w:left w:w="90" w:type="dxa"/>
-              <w:right w:w="90" w:type="dxa"/>
-            </w:tcMar>
-          </w:tcPr>
-          <w:p>
-            <w:pPr>
-              <w:keepNext w:val="0"/>
-              <w:spacing w:line="252" w:lineRule="auto" w:after="40"/>
-            </w:pPr>
-            <w:r>
-              <w:rPr>
-                <w:b w:val="0"/>
-                <w:sz w:val="18"/>
-              </w:rPr>
-              <w:t>D12-Ch5</w:t>
-            </w:r>
-          </w:p>
-        </w:tc>
-        <w:tc>
-          <w:tcPr>
-            <w:tcW w:type="dxa" w:w="2324"/>
-            <w:vAlign w:val="center"/>
-            <w:tcMar>
-              <w:top w:w="90" w:type="dxa"/>
-              <w:bottom w:w="90" w:type="dxa"/>
-              <w:left w:w="90" w:type="dxa"/>
-              <w:right w:w="90" w:type="dxa"/>
-            </w:tcMar>
-          </w:tcPr>
-          <w:p>
-            <w:pPr>
-              <w:keepNext w:val="0"/>
-              <w:spacing w:line="252" w:lineRule="auto" w:after="40"/>
-              <w:jc w:val="center"/>
-            </w:pPr>
-            <w:r>
-              <w:rPr>
-                <w:b w:val="0"/>
-                <w:sz w:val="18"/>
-              </w:rPr>
-              <w:t>Nox4; Sham-operated; Cq 34.69</w:t>
-            </w:r>
-          </w:p>
-        </w:tc>
-        <w:tc>
-          <w:tcPr>
-            <w:tcW w:type="dxa" w:w="2494"/>
-            <w:vAlign w:val="center"/>
-            <w:tcMar>
-              <w:top w:w="90" w:type="dxa"/>
-              <w:bottom w:w="90" w:type="dxa"/>
-              <w:left w:w="90" w:type="dxa"/>
-              <w:right w:w="90" w:type="dxa"/>
-            </w:tcMar>
-          </w:tcPr>
-          <w:p>
-            <w:pPr>
-              <w:keepNext w:val="0"/>
-              <w:spacing w:line="252" w:lineRule="auto" w:after="40"/>
-              <w:jc w:val="center"/>
-            </w:pPr>
-            <w:r>
-              <w:rPr>
-                <w:b w:val="0"/>
-                <w:sz w:val="18"/>
-              </w:rPr>
-              <w:t>Actb D06-Ch5: 16.37; ΔCq 18.32; summary F12/F2</w:t>
-            </w:r>
-          </w:p>
-        </w:tc>
-        <w:tc>
-          <w:tcPr>
-            <w:tcW w:type="dxa" w:w="2721"/>
-            <w:vAlign w:val="center"/>
-            <w:tcMar>
-              <w:top w:w="90" w:type="dxa"/>
-              <w:bottom w:w="90" w:type="dxa"/>
-              <w:left w:w="90" w:type="dxa"/>
-              <w:right w:w="90" w:type="dxa"/>
-            </w:tcMar>
-          </w:tcPr>
-          <w:p>
-            <w:pPr>
-              <w:keepNext w:val="0"/>
-              <w:spacing w:line="252" w:lineRule="auto" w:after="40"/>
-              <w:jc w:val="center"/>
-            </w:pPr>
-            <w:r>
-              <w:rPr>
-                <w:b w:val="0"/>
-                <w:sz w:val="18"/>
-              </w:rPr>
-              <w:t>Empty/[none]/blank target → Unknown/SYBR/Nox4; Sham unchanged</w:t>
-            </w:r>
-          </w:p>
-        </w:tc>
-      </w:tr>
-    </w:tbl>
-    <w:p>
-      <w:pPr>
-        <w:spacing w:after="0"/>
-      </w:pPr>
-    </w:p>
-    <w:p>
-      <w:r>
-        <w:t>Both wells have numerical Cq values in the original Cq Results worksheet and summary workbook. “Unknown” is the software's sample-type label for a test sample; the non-numeric Quantity entries are separate from the numerical Cq values. After checking loading or laboratory records, the investigators confirmed that the Plate annotations were incorrect. Those supporting records are not included in the available archive. Both measurements were retained. Cq values, sample assignments, reference pairings, normalization and statistical results were unchanged, and the original exports were preserved. Summary cell references identify cells in Sheet1 of the original results workbook.</w:t>
-      </w:r>
-    </w:p>
-    <w:p>
-      <w:pPr>
-        <w:pStyle w:val="Heading2"/>
-      </w:pPr>
-      <w:r>
-        <w:t>Table S5 Full original qPCR comparison family</w:t>
+        <w:t>Table S4 Full original qPCR comparison family</w:t>
       </w:r>
     </w:p>
     <w:tbl>
@@ -6605,7 +6236,7 @@
     <w:p>
       <w:pPr/>
       <w:r>
-        <w:t>Supplementary File 2 contains the Western blot laboratory report, source Word document, original composite figure and separately supplied chart TIFFs. These source files are provided without alteration. Main Figure 3 combines the original β-actin, NOX1 and NOX4 strip images (A) with the NOX4 (B) and NOX1 (C) summary graphs. Layout, labels and annotation line styles were reformatted; blot content, bar heights, displayed error ranges and star counts were retained. The source report describes ImageJ analysis, with β-actin shown as a loading reference. Three rats per group were used, and results were reported as mean ± SD, as confirmed by the investigators. One representative lane is shown per group. The investigators confirmed that the original densitometry data are retained. The summary analysis was not independently recalculated for this report. The archived methods describe one-way ANOVA and post hoc comparisons but do not identify the specific post hoc test. The original pairwise results were retained: model versus sham, P &lt; 0.001 for both proteins; restoration versus model, P &lt; 0.01 for NOX4 and P &lt; 0.05 for NOX1.</w:t>
+        <w:t>Supplementary File 2 contains the Western blot laboratory report, source Word document, original composite figure and separately supplied chart TIFFs. These source files are provided without alteration. Main Figure 3 combines the original β-actin, NOX1 and NOX4 strip images (A) with the NOX4 (B) and NOX1 (C) summary graphs. Layout, labels and annotation line styles were reformatted; blot content, bar heights, displayed error ranges and star counts were retained. The source report describes ImageJ analysis, with β-actin shown as a loading reference. Three rats per group were used, and results were reported as mean ± SD, as confirmed by the investigators. One representative lane is shown per group. The investigators confirmed that the original densitometry data are retained. The summary analysis was not independently recalculated for this report. The archived methods describe one-way ANOVA and post hoc comparisons. The original pairwise results were retained: model versus sham, P &lt; 0.001 for both proteins; restoration versus model, P &lt; 0.01 for NOX4 and P &lt; 0.05 for NOX1.</w:t>
       </w:r>
     </w:p>
     <w:p>
@@ -6618,12 +6249,13 @@
     </w:p>
     <w:p>
       <w:r>
-        <w:t>Ethical approval (AHUCM-rats-2022032) and the omission of postoperative analgesia are reported in the main Methods. Six deaths occurred intraoperatively and three postoperatively, for a total of nine. Individual cause-of-death assessments and time-linked intervention records could not be recovered.</w:t>
+        <w:t>Ethical approval (AHUCM-rats-2022032) and the omission of postoperative analgesia are reported in the main Methods. Six deaths occurred intraoperatively and three postoperatively, for a total of nine.</w:t>
       </w:r>
     </w:p>
     <w:p>
       <w:pPr>
         <w:pStyle w:val="Heading2"/>
+        <w:keepNext/>
       </w:pPr>
       <w:r>
         <w:t>Supplementary Figure S1 Auxiliary fluorescence observation</w:t>
@@ -6631,6 +6263,7 @@
     </w:p>
     <w:p>
       <w:pPr>
+        <w:keepNext/>
         <w:jc w:val="center"/>
       </w:pPr>
       <w:r>
@@ -6671,6 +6304,8 @@
     <w:p>
       <w:pPr>
         <w:pStyle w:val="Caption"/>
+        <w:keepNext w:val="0"/>
+        <w:keepLines/>
       </w:pPr>
       <w:r>
         <w:t>Fig. S1. Protein-normalized O12 probe-associated fluorescence in regional medullary lysates (n = 6/group). Bars show mean ± sample SD. Brackets indicate Games–Howell comparisons (***P &lt; 0.001 for all comparisons). AU, arbitrary units. The serum-designated BestBio BB-475015 probe was read at excitation/emission wavelengths of 488/530 nm; the reader model could not be retrieved. Tissue/RIPA compatibility, spike recovery and dilutional behavior were not validated. These values are an auxiliary fluorescence index and do not establish ROS concentration or source. Terminal sampling was at weeks 4, 4 and 8, as labeled; the comparisons do not isolate an effect of implant removal.</w:t>
@@ -6679,6 +6314,7 @@
     <w:p>
       <w:pPr>
         <w:pStyle w:val="Heading2"/>
+        <w:keepNext/>
       </w:pPr>
       <w:r>
         <w:t>Supplementary Figure S2 Archived histological fields</w:t>
@@ -6686,6 +6322,7 @@
     </w:p>
     <w:p>
       <w:pPr>
+        <w:keepNext/>
         <w:jc w:val="center"/>
       </w:pPr>
       <w:r>
@@ -6726,6 +6363,8 @@
     <w:p>
       <w:pPr>
         <w:pStyle w:val="Caption"/>
+        <w:keepNext w:val="0"/>
+        <w:keepLines/>
       </w:pPr>
       <w:r>
         <w:t>Fig. S2. Archived hematoxylin–eosin images labeled sham-operated, model and restoration. Original scale bars, 100 μm. Tissue preparation comprised perfusion with 4% paraformaldehyde, postfixation at 4°C for 24–48 h, paraffin embedding and sectioning at 4 μm. Specimen counts, image-to-animal correspondence and field-selection records were unavailable. The images are illustrative and do not establish group-level histological differences, neuronal injury or inflammatory-cell identity. The archived TIFF is also provided.</w:t>
